--- a/Vnnn-Aga/V301-AJn.docx
+++ b/Vnnn-Aga/V301-AJn.docx
@@ -1951,7 +1951,21 @@
           <w:rFonts w:ascii="Gentium" w:hAnsi="Gentium" w:cs="Gentium"/>
           <w:color w:val="auto"/>
         </w:rPr>
-        <w:t xml:space="preserve">There came together therefore a gathering of a great multitude on John’s account; and, as he discoursed to them that were there, Lycomedes, who had a friend who was a skilful painter, went hastily to him and said to him, “You see me in a great hurry to come to you; come quickly to my house and paint the man whom I show you without his knowing it.” And the painter, giving some one the necessary implements and colours, said to Lycomedes, “Show him to me, and for the rest have no anxiety.” And Lycomedes pointed out John to the painter, and brought him near </w:t>
+        <w:t xml:space="preserve">There came together therefore a gathering of a great multitude on John’s account; and, as he discoursed to them that were there, Lycomedes, who had a friend who was a skilful painter, went hastily to him and said to him, “You see me in a great hurry to come to you; come quickly to my house and paint the man whom I show you without his knowing it.” And the painter, giving someone the necessary implements and </w:t>
+      </w:r>
+      <w:r>
+        <w:rPr>
+          <w:rFonts w:ascii="Gentium" w:hAnsi="Gentium" w:cs="Gentium"/>
+          <w:color w:val="auto"/>
+        </w:rPr>
+        <w:t>colours</w:t>
+      </w:r>
+      <w:r>
+        <w:rPr>
+          <w:rFonts w:ascii="Gentium" w:hAnsi="Gentium" w:cs="Gentium"/>
+          <w:color w:val="auto"/>
+        </w:rPr>
+        <w:t xml:space="preserve">, said to Lycomedes, “Show him to me, and for the rest have no anxiety.” And Lycomedes pointed out John to the painter, and brought him near </w:t>
       </w:r>
       <w:r>
         <w:rPr>
@@ -2171,7 +2185,21 @@
           <w:color w:val="auto"/>
         </w:rPr>
         <w:lastRenderedPageBreak/>
-        <w:t>these: faith in God, knowledge, godly fear, friendship, communion, meekness, kindness, brotherly love, purity, simplicity, tranquillity, fearlessness, freedom from grief, sobriety, and the whole band of colours that paint the likeness of your soul, and even now raise up your members that were cast down, and level them that were lifted up, and tend your bruises, and heal your wounds, and order your hair that was disarranged, and wash your face, and chaste your eyes, and purge your bowels, and empty your belly, and cut off that which is beneath it; and, in a word, when the whole company and mingling of such colours is come together, into your soul, it shall present it to our Lord Jesus Christ undaunted, whole (unsmoothed), and firm of shape. But this that you have now done is childish and imperfect: you hast drawn a dead likeness of the dead.”</w:t>
+        <w:t>these: faith in God, knowledge, godly fear, friendship, communion, meekness, kindness, brotherly love, purity, simplicity, tranquillity, fearlessness, freedom from grief, sobriety, and the whole band of colours that paint the likeness of your soul, and even now raise up your members that were cast down, and level them that were lifted up, and tend your bruises, and heal your wounds, and order your hair that was disarranged, and wash your face, and chaste your eyes, and purge your bowels, and empty your belly, and cut off that which is beneath it; and, in a word, when the whole company and mingling of such colours is come together, into your soul, it shall present it to our Lord Jesus Christ undaunted, whole (unsmoothed), and firm of shape. But this that you have now done is childish and imperfect: you ha</w:t>
+      </w:r>
+      <w:r>
+        <w:rPr>
+          <w:rFonts w:ascii="Gentium" w:hAnsi="Gentium" w:cs="Gentium"/>
+          <w:color w:val="auto"/>
+        </w:rPr>
+        <w:t>ve</w:t>
+      </w:r>
+      <w:r>
+        <w:rPr>
+          <w:rFonts w:ascii="Gentium" w:hAnsi="Gentium" w:cs="Gentium"/>
+          <w:color w:val="auto"/>
+        </w:rPr>
+        <w:t xml:space="preserve"> drawn a dead likeness of the dead.”</w:t>
       </w:r>
     </w:p>
     <w:p>
@@ -2575,7 +2603,7 @@
           <w:rFonts w:ascii="Gentium" w:hAnsi="Gentium" w:cs="Gentium"/>
           <w:color w:val="auto"/>
         </w:rPr>
-        <w:t>“But this first I have desired to sow in your ears, even that you should take care for your souls – on which account I am come unto you – and not expect that this time will be for ever; for, it is but a moment, and not lay up treasures on the earth where all things fade. Neither think that when you have children you can rest upon them (?), and try not for their sakes to defraud and overreach. Neither, you poor, be vexed if you have not wherewith to minister to pleasures; for, men of substance, when they are diseased, call you happy. Neither, you rich, rejoice that you have much money; for, by possessing these things you provide for yourselves grief that you cannot be rid of when you lose them; and besides, while it is with you, you are afraid lest someone attack you on account of it.</w:t>
+        <w:t>“But this first I have desired to sow in your ears, even that you should take care for your souls – on which account I am come unto you – and not expect that this time will be for ever; for, it is but a moment, and not lay up treasures on the earth where all things fade. Neither think that when you have children you can rest on them (?), and try not for their sakes to defraud and overreach. Neither, you poor, be vexed if you have not wherewith to minister to pleasures; for, men of substance, when they are diseased, call you happy. Neither, you rich, rejoice that you have much money; for, by possessing these things you provide for yourselves grief that you cannot be rid of when you lose them; and besides, while it is with you, you are afraid lest someone attack you on account of it.</w:t>
       </w:r>
     </w:p>
     <w:p>
@@ -3435,7 +3463,21 @@
           <w:rFonts w:ascii="Gentium" w:hAnsi="Gentium" w:cs="Gentium"/>
           <w:color w:val="auto"/>
         </w:rPr>
-        <w:t xml:space="preserve">John, therefore, continued with them, receiving them in the house of Andromeus. And one of those who were gathered laid down the dead body of the priest of Artemis before the door [of the temple]; for, he was his kinsman, and came in quickly with the rest, saying nothing </w:t>
+        <w:t xml:space="preserve">John, therefore, continued with them, receiving them in the house of </w:t>
+      </w:r>
+      <w:r>
+        <w:rPr>
+          <w:rFonts w:ascii="Gentium" w:hAnsi="Gentium" w:cs="Gentium"/>
+          <w:color w:val="auto"/>
+        </w:rPr>
+        <w:t>Andronicus</w:t>
+      </w:r>
+      <w:r>
+        <w:rPr>
+          <w:rFonts w:ascii="Gentium" w:hAnsi="Gentium" w:cs="Gentium"/>
+          <w:color w:val="auto"/>
+        </w:rPr>
+        <w:t xml:space="preserve">. And one of those who were gathered laid down the dead body of the priest of Artemis before the door [of the temple]; for, he was his kinsman, and came in quickly with the rest, saying nothing </w:t>
       </w:r>
       <w:r>
         <w:rPr>
@@ -3922,7 +3964,21 @@
           <w:rFonts w:ascii="Gentium" w:hAnsi="Gentium" w:cs="Gentium"/>
           <w:color w:val="auto"/>
         </w:rPr>
-        <w:t>And, with these words, he came near to the old man and said, “My Lord will not be weak to spread out his kind pity and his condescending mercy even to thee. Rise up, therefore, and give glory to God for the work that is come to pass at this moment.” And the old man said, “I arise, Lord.” And he rose and sat up and said, “I was released from a terrible life and had to bear the insults of my son, dreadful and many, and his want of natural affection, and to what end have you called me back, O man of the living God?” (And John answered him, “If) you are raised only for the same end, it would have been better for you to die; but raise yourself to better things.” And he took him and led him into the city, preaching to him the grace of God, so that before he entered the gate the old man believed.”</w:t>
+        <w:t xml:space="preserve">And, with these words, he came near to the old man and said, “My Lord will not be weak to spread out his kind pity and his condescending mercy even to </w:t>
+      </w:r>
+      <w:r>
+        <w:rPr>
+          <w:rFonts w:ascii="Gentium" w:hAnsi="Gentium" w:cs="Gentium"/>
+          <w:color w:val="auto"/>
+        </w:rPr>
+        <w:t>you</w:t>
+      </w:r>
+      <w:r>
+        <w:rPr>
+          <w:rFonts w:ascii="Gentium" w:hAnsi="Gentium" w:cs="Gentium"/>
+          <w:color w:val="auto"/>
+        </w:rPr>
+        <w:t>. Rise up, therefore, and give glory to God for the work that is come to pass at this moment.” And the old man said, “I arise, Lord.” And he rose and sat up and said, “I was released from a terrible life and had to bear the insults of my son, dreadful and many, and his want of natural affection, and to what end have you called me back, O man of the living God?” (And John answered him, “If) you are raised only for the same end, it would have been better for you to die; but raise yourself to better things.” And he took him and led him into the city, preaching to him the grace of God, so that before he entered the gate the old man believed.”</w:t>
       </w:r>
     </w:p>
     <w:p>
@@ -6350,7 +6406,21 @@
           <w:rFonts w:ascii="Gentium" w:hAnsi="Gentium" w:cs="Gentium"/>
           <w:color w:val="auto"/>
         </w:rPr>
-        <w:t xml:space="preserve">And having thus said, John prayed, and took bread and took it into the sepulchre to break it; and said, “We glorify your name, which converts us from error and ruthless deceit; we glorify you who have shown before our eyes that which we have seen; we bear witness to your loving kindness that appears in many ways; we praise your merciful name, O Lord (we thank you), who have convicted them that are convicted of you; we give thanks to you, O Lord Jesus Christ, that we are persuaded of your &lt;grace&gt; which is unchanging; we give thanks to you who had need of our nature that should be saved; we give thanks to you that have given us this sure &lt;faith&gt;; for, you are &lt;God&gt; alone, both now and ever. We you servants give you thanks, O holy one, who are assembled with &lt;good&gt; intent and are gathered </w:t>
+        <w:t>And having thus said, John prayed, and took bread and took it into the sepulchre to break it; and said, “We glorify your name, which converts us from error and ruthless deceit; we glorify you who have shown before our eyes that which we have seen; we bear witness to your loving kindness that appears in many ways; we praise your merciful name, O Lord (we thank you), who have convicted them that are convicted of you; we give thanks to you, O Lord Jesus Christ, that we are persuaded of your &lt;grace&gt; which is unchanging; we give thanks to you who had need of our nature that should be saved; we give thanks to you that have given us this sure &lt;faith&gt;; for, you are &lt;God&gt; alone, both now and ever. We you</w:t>
+      </w:r>
+      <w:r>
+        <w:rPr>
+          <w:rFonts w:ascii="Gentium" w:hAnsi="Gentium" w:cs="Gentium"/>
+          <w:color w:val="auto"/>
+        </w:rPr>
+        <w:t>r</w:t>
+      </w:r>
+      <w:r>
+        <w:rPr>
+          <w:rFonts w:ascii="Gentium" w:hAnsi="Gentium" w:cs="Gentium"/>
+          <w:color w:val="auto"/>
+        </w:rPr>
+        <w:t xml:space="preserve"> servants give you thanks, O holy one, who are assembled with &lt;good&gt; intent and are gathered </w:t>
       </w:r>
       <w:r>
         <w:rPr>

--- a/Vnnn-Aga/V301-AJn.docx
+++ b/Vnnn-Aga/V301-AJn.docx
@@ -6026,7 +6026,21 @@
           <w:rFonts w:ascii="Gentium" w:hAnsi="Gentium" w:cs="Gentium"/>
           <w:color w:val="auto"/>
         </w:rPr>
-        <w:t>And, after these words, John said to Drusiana, “Drusiana, arise.” And she arose and came out of the tomb; and, when she saw herself in her shift only, she was perplexed at the thing, and learned the whole accurately from Andronicus; then, while John lay on his face, and Callimachus with voice and tears glorified God, and she also rejoiced, glorifying him in like manner.</w:t>
+        <w:t>And, after these words, John said to Drusiana, “Drusiana, arise.” And she arose and came out of the tomb; and, when she saw herself in her shi</w:t>
+      </w:r>
+      <w:r>
+        <w:rPr>
+          <w:rFonts w:ascii="Gentium" w:hAnsi="Gentium" w:cs="Gentium"/>
+          <w:color w:val="auto"/>
+        </w:rPr>
+        <w:t>r</w:t>
+      </w:r>
+      <w:r>
+        <w:rPr>
+          <w:rFonts w:ascii="Gentium" w:hAnsi="Gentium" w:cs="Gentium"/>
+          <w:color w:val="auto"/>
+        </w:rPr>
+        <w:t>t only, she was perplexed at the thing and learned the whole accurately from Andronicus; then, while John lay on his face, and Callimachus with voice and tears glorified God, and she also rejoiced, glorifying him in like manner.</w:t>
       </w:r>
     </w:p>
     <w:p>
@@ -9355,7 +9369,21 @@
           <w:rFonts w:ascii="Gentium" w:hAnsi="Gentium" w:cs="Gentium"/>
           <w:color w:val="auto"/>
         </w:rPr>
-        <w:t>“O you that chose us out for the apostleship of the Gentiles; O God that sent us into the world; that revealed yourself by the law and the prophets; that never rested but always from the foundation of the world saved them that were able to be saved; that made yourself known through all nature: that proclaimed yourself even among beasts; that made the desolate and savage soul tame and quiet; that gave yourself to it when it was thirsty for your words; that appeared to it in haste when it was dying; that showed yourself to it as a law when it was sinking into lawlessness; that manifested yourself to it when it had been vanquished by Satan; that overcame its adversary when it fled to you; that gave it your hand and raised it up from the things of Hades; that did not leave it to walk after a bodily sort (in the body); that showed to it its own enemy; that has made for it a clear knowledge toward you; O God, Jesus, the Father of them that are above the heavens, the Lord of them that are in the heavens, the law of them that are in the other, the course of them that are in the air, the keeper of them that are on the earth, the fear of them that are under the earth, the grace of them that are thine own: receive also the soul of your John, which it may be is accounted worthy by you.</w:t>
+        <w:t>“O you that chose us out for the apostleship of the Gentiles; O God that sent us into the world; that revealed yourself by the law and the prophets; that never rested but always from the foundation of the world saved them that were able to be saved; that made yourself known through all nature</w:t>
+      </w:r>
+      <w:r>
+        <w:rPr>
+          <w:rFonts w:ascii="Gentium" w:hAnsi="Gentium" w:cs="Gentium"/>
+          <w:color w:val="auto"/>
+        </w:rPr>
+        <w:t>;</w:t>
+      </w:r>
+      <w:r>
+        <w:rPr>
+          <w:rFonts w:ascii="Gentium" w:hAnsi="Gentium" w:cs="Gentium"/>
+          <w:color w:val="auto"/>
+        </w:rPr>
+        <w:t xml:space="preserve"> that proclaimed yourself even among beasts; that made the desolate and savage soul tame and quiet; that gave yourself to it when it was thirsty for your words; that appeared to it in haste when it was dying; that showed yourself to it as a law when it was sinking into lawlessness; that manifested yourself to it when it had been vanquished by Satan; that overcame its adversary when it fled to you; that gave it your hand and raised it up from the things of Hades; that did not leave it to walk after a bodily sort (in the body); that showed to it its own enemy; that has made for it a clear knowledge toward you; O God, Jesus, the Father of them that are above the heavens, the Lord of them that are in the heavens, the law of them that are in the other, the course of them that are in the air, the keeper of them that are on the earth, the fear of them that are under the earth, the grace of them that are thine own: receive also the soul of your John, which it may be is accounted worthy by you.</w:t>
       </w:r>
     </w:p>
     <w:p>
@@ -9499,7 +9527,21 @@
           <w:rFonts w:ascii="Gentium" w:hAnsi="Gentium" w:cs="Gentium"/>
           <w:color w:val="auto"/>
         </w:rPr>
-        <w:t>“And, as I come to you, let the fire go backward, let the darkness be overcome, let the gulf be without strength, let the furnace die out, let Gehenna be quenched. Let angels follow, let devils fear, let rulers be broken, Iet powers fall; let the places of the right hand stand fast, let them of the left hand not remain. Let the devil be muzzled, let Satan be derided, let his wrath be burned out, let his madness be stilled, let his vengeance be ashamed, let his assault be in pain, let his children be smitten and all his roots plucked up. And grant me to accomplish the journey to you without suffering insolence or provocation, and to receive that which you have promised to them that live purely and have loved thee only.”</w:t>
+        <w:t xml:space="preserve">“And, as I come to you, let the fire go backward, let the darkness be overcome, let the gulf be without strength, let the furnace die out, let Gehenna be quenched. Let angels follow, let devils fear, let rulers be broken, Iet powers fall; let the places of the right hand stand fast, let them of the left hand not remain. Let the devil be muzzled, let Satan be derided, let his wrath be burned out, let his madness be stilled, let his vengeance be ashamed, let his assault be in pain, let his children be smitten and all his roots plucked up. And grant me to accomplish the journey to you without suffering insolence or provocation, and to receive that which you have promised to them that live purely and have loved </w:t>
+      </w:r>
+      <w:r>
+        <w:rPr>
+          <w:rFonts w:ascii="Gentium" w:hAnsi="Gentium" w:cs="Gentium"/>
+          <w:color w:val="auto"/>
+        </w:rPr>
+        <w:t>you</w:t>
+      </w:r>
+      <w:r>
+        <w:rPr>
+          <w:rFonts w:ascii="Gentium" w:hAnsi="Gentium" w:cs="Gentium"/>
+          <w:color w:val="auto"/>
+        </w:rPr>
+        <w:t xml:space="preserve"> only.”</w:t>
       </w:r>
     </w:p>
     <w:p>
